--- a/docs/client-guide/QA-Full-Product-Test-Matrix.docx
+++ b/docs/client-guide/QA-Full-Product-Test-Matrix.docx
@@ -108,7 +108,7 @@
     </w:p>
     <w:tbl>
       <w:tblPr>
-        <w:tblW w:type="pct" w:w="100%"/>
+        <w:tblW w:type="dxa" w:w="9360"/>
         <w:tblBorders>
           <w:top w:val="single" w:color="auto" w:sz="4"/>
           <w:left w:val="single" w:color="auto" w:sz="4"/>
@@ -126,7 +126,7 @@
       <w:tr>
         <w:tc>
           <w:tcPr>
-            <w:tcW w:type="pct" w:w="25%"/>
+            <w:tcW w:type="dxa" w:w="3120"/>
             <w:tcBorders>
               <w:top w:val="single" w:color="CCCCCC" w:sz="1"/>
               <w:left w:val="single" w:color="CCCCCC" w:sz="1"/>
@@ -148,7 +148,7 @@
         </w:tc>
         <w:tc>
           <w:tcPr>
-            <w:tcW w:type="pct" w:w="25%"/>
+            <w:tcW w:type="dxa" w:w="3120"/>
             <w:tcBorders>
               <w:top w:val="single" w:color="CCCCCC" w:sz="1"/>
               <w:left w:val="single" w:color="CCCCCC" w:sz="1"/>
@@ -170,7 +170,7 @@
         </w:tc>
         <w:tc>
           <w:tcPr>
-            <w:tcW w:type="pct" w:w="25%"/>
+            <w:tcW w:type="dxa" w:w="3120"/>
             <w:tcBorders>
               <w:top w:val="single" w:color="CCCCCC" w:sz="1"/>
               <w:left w:val="single" w:color="CCCCCC" w:sz="1"/>
@@ -194,7 +194,7 @@
       <w:tr>
         <w:tc>
           <w:tcPr>
-            <w:tcW w:type="pct" w:w="25%"/>
+            <w:tcW w:type="dxa" w:w="3120"/>
             <w:tcBorders>
               <w:top w:val="single" w:color="CCCCCC" w:sz="1"/>
               <w:left w:val="single" w:color="CCCCCC" w:sz="1"/>
@@ -216,7 +216,7 @@
         </w:tc>
         <w:tc>
           <w:tcPr>
-            <w:tcW w:type="pct" w:w="25%"/>
+            <w:tcW w:type="dxa" w:w="3120"/>
             <w:tcBorders>
               <w:top w:val="single" w:color="CCCCCC" w:sz="1"/>
               <w:left w:val="single" w:color="CCCCCC" w:sz="1"/>
@@ -238,7 +238,7 @@
         </w:tc>
         <w:tc>
           <w:tcPr>
-            <w:tcW w:type="pct" w:w="25%"/>
+            <w:tcW w:type="dxa" w:w="3120"/>
             <w:tcBorders>
               <w:top w:val="single" w:color="CCCCCC" w:sz="1"/>
               <w:left w:val="single" w:color="CCCCCC" w:sz="1"/>
@@ -262,7 +262,7 @@
       <w:tr>
         <w:tc>
           <w:tcPr>
-            <w:tcW w:type="pct" w:w="25%"/>
+            <w:tcW w:type="dxa" w:w="3120"/>
             <w:tcBorders>
               <w:top w:val="single" w:color="CCCCCC" w:sz="1"/>
               <w:left w:val="single" w:color="CCCCCC" w:sz="1"/>
@@ -284,7 +284,7 @@
         </w:tc>
         <w:tc>
           <w:tcPr>
-            <w:tcW w:type="pct" w:w="25%"/>
+            <w:tcW w:type="dxa" w:w="3120"/>
             <w:tcBorders>
               <w:top w:val="single" w:color="CCCCCC" w:sz="1"/>
               <w:left w:val="single" w:color="CCCCCC" w:sz="1"/>
@@ -306,7 +306,7 @@
         </w:tc>
         <w:tc>
           <w:tcPr>
-            <w:tcW w:type="pct" w:w="25%"/>
+            <w:tcW w:type="dxa" w:w="3120"/>
             <w:tcBorders>
               <w:top w:val="single" w:color="CCCCCC" w:sz="1"/>
               <w:left w:val="single" w:color="CCCCCC" w:sz="1"/>
@@ -330,7 +330,7 @@
       <w:tr>
         <w:tc>
           <w:tcPr>
-            <w:tcW w:type="pct" w:w="25%"/>
+            <w:tcW w:type="dxa" w:w="3120"/>
             <w:tcBorders>
               <w:top w:val="single" w:color="CCCCCC" w:sz="1"/>
               <w:left w:val="single" w:color="CCCCCC" w:sz="1"/>
@@ -352,7 +352,7 @@
         </w:tc>
         <w:tc>
           <w:tcPr>
-            <w:tcW w:type="pct" w:w="25%"/>
+            <w:tcW w:type="dxa" w:w="3120"/>
             <w:tcBorders>
               <w:top w:val="single" w:color="CCCCCC" w:sz="1"/>
               <w:left w:val="single" w:color="CCCCCC" w:sz="1"/>
@@ -374,7 +374,7 @@
         </w:tc>
         <w:tc>
           <w:tcPr>
-            <w:tcW w:type="pct" w:w="25%"/>
+            <w:tcW w:type="dxa" w:w="3120"/>
             <w:tcBorders>
               <w:top w:val="single" w:color="CCCCCC" w:sz="1"/>
               <w:left w:val="single" w:color="CCCCCC" w:sz="1"/>
@@ -398,7 +398,7 @@
       <w:tr>
         <w:tc>
           <w:tcPr>
-            <w:tcW w:type="pct" w:w="25%"/>
+            <w:tcW w:type="dxa" w:w="3120"/>
             <w:tcBorders>
               <w:top w:val="single" w:color="CCCCCC" w:sz="1"/>
               <w:left w:val="single" w:color="CCCCCC" w:sz="1"/>
@@ -420,7 +420,7 @@
         </w:tc>
         <w:tc>
           <w:tcPr>
-            <w:tcW w:type="pct" w:w="25%"/>
+            <w:tcW w:type="dxa" w:w="3120"/>
             <w:tcBorders>
               <w:top w:val="single" w:color="CCCCCC" w:sz="1"/>
               <w:left w:val="single" w:color="CCCCCC" w:sz="1"/>
@@ -442,7 +442,7 @@
         </w:tc>
         <w:tc>
           <w:tcPr>
-            <w:tcW w:type="pct" w:w="25%"/>
+            <w:tcW w:type="dxa" w:w="3120"/>
             <w:tcBorders>
               <w:top w:val="single" w:color="CCCCCC" w:sz="1"/>
               <w:left w:val="single" w:color="CCCCCC" w:sz="1"/>
@@ -475,7 +475,7 @@
     </w:p>
     <w:tbl>
       <w:tblPr>
-        <w:tblW w:type="pct" w:w="100%"/>
+        <w:tblW w:type="dxa" w:w="9360"/>
         <w:tblBorders>
           <w:top w:val="single" w:color="auto" w:sz="4"/>
           <w:left w:val="single" w:color="auto" w:sz="4"/>
@@ -494,7 +494,7 @@
       <w:tr>
         <w:tc>
           <w:tcPr>
-            <w:tcW w:type="pct" w:w="25%"/>
+            <w:tcW w:type="dxa" w:w="720"/>
             <w:tcBorders>
               <w:top w:val="single" w:color="CCCCCC" w:sz="1"/>
               <w:left w:val="single" w:color="CCCCCC" w:sz="1"/>
@@ -516,7 +516,7 @@
         </w:tc>
         <w:tc>
           <w:tcPr>
-            <w:tcW w:type="pct" w:w="25%"/>
+            <w:tcW w:type="dxa" w:w="1440"/>
             <w:tcBorders>
               <w:top w:val="single" w:color="CCCCCC" w:sz="1"/>
               <w:left w:val="single" w:color="CCCCCC" w:sz="1"/>
@@ -538,7 +538,7 @@
         </w:tc>
         <w:tc>
           <w:tcPr>
-            <w:tcW w:type="pct" w:w="25%"/>
+            <w:tcW w:type="dxa" w:w="3600"/>
             <w:tcBorders>
               <w:top w:val="single" w:color="CCCCCC" w:sz="1"/>
               <w:left w:val="single" w:color="CCCCCC" w:sz="1"/>
@@ -560,7 +560,7 @@
         </w:tc>
         <w:tc>
           <w:tcPr>
-            <w:tcW w:type="pct" w:w="25%"/>
+            <w:tcW w:type="dxa" w:w="3600"/>
             <w:tcBorders>
               <w:top w:val="single" w:color="CCCCCC" w:sz="1"/>
               <w:left w:val="single" w:color="CCCCCC" w:sz="1"/>
@@ -584,7 +584,7 @@
       <w:tr>
         <w:tc>
           <w:tcPr>
-            <w:tcW w:type="pct" w:w="25%"/>
+            <w:tcW w:type="dxa" w:w="720"/>
             <w:tcBorders>
               <w:top w:val="single" w:color="CCCCCC" w:sz="1"/>
               <w:left w:val="single" w:color="CCCCCC" w:sz="1"/>
@@ -606,7 +606,7 @@
         </w:tc>
         <w:tc>
           <w:tcPr>
-            <w:tcW w:type="pct" w:w="25%"/>
+            <w:tcW w:type="dxa" w:w="1440"/>
             <w:tcBorders>
               <w:top w:val="single" w:color="CCCCCC" w:sz="1"/>
               <w:left w:val="single" w:color="CCCCCC" w:sz="1"/>
@@ -628,7 +628,7 @@
         </w:tc>
         <w:tc>
           <w:tcPr>
-            <w:tcW w:type="pct" w:w="25%"/>
+            <w:tcW w:type="dxa" w:w="3600"/>
             <w:tcBorders>
               <w:top w:val="single" w:color="CCCCCC" w:sz="1"/>
               <w:left w:val="single" w:color="CCCCCC" w:sz="1"/>
@@ -650,7 +650,7 @@
         </w:tc>
         <w:tc>
           <w:tcPr>
-            <w:tcW w:type="pct" w:w="25%"/>
+            <w:tcW w:type="dxa" w:w="3600"/>
             <w:tcBorders>
               <w:top w:val="single" w:color="CCCCCC" w:sz="1"/>
               <w:left w:val="single" w:color="CCCCCC" w:sz="1"/>
@@ -674,7 +674,7 @@
       <w:tr>
         <w:tc>
           <w:tcPr>
-            <w:tcW w:type="pct" w:w="25%"/>
+            <w:tcW w:type="dxa" w:w="720"/>
             <w:tcBorders>
               <w:top w:val="single" w:color="CCCCCC" w:sz="1"/>
               <w:left w:val="single" w:color="CCCCCC" w:sz="1"/>
@@ -696,7 +696,7 @@
         </w:tc>
         <w:tc>
           <w:tcPr>
-            <w:tcW w:type="pct" w:w="25%"/>
+            <w:tcW w:type="dxa" w:w="1440"/>
             <w:tcBorders>
               <w:top w:val="single" w:color="CCCCCC" w:sz="1"/>
               <w:left w:val="single" w:color="CCCCCC" w:sz="1"/>
@@ -718,7 +718,7 @@
         </w:tc>
         <w:tc>
           <w:tcPr>
-            <w:tcW w:type="pct" w:w="25%"/>
+            <w:tcW w:type="dxa" w:w="3600"/>
             <w:tcBorders>
               <w:top w:val="single" w:color="CCCCCC" w:sz="1"/>
               <w:left w:val="single" w:color="CCCCCC" w:sz="1"/>
@@ -740,7 +740,7 @@
         </w:tc>
         <w:tc>
           <w:tcPr>
-            <w:tcW w:type="pct" w:w="25%"/>
+            <w:tcW w:type="dxa" w:w="3600"/>
             <w:tcBorders>
               <w:top w:val="single" w:color="CCCCCC" w:sz="1"/>
               <w:left w:val="single" w:color="CCCCCC" w:sz="1"/>
@@ -764,7 +764,7 @@
       <w:tr>
         <w:tc>
           <w:tcPr>
-            <w:tcW w:type="pct" w:w="25%"/>
+            <w:tcW w:type="dxa" w:w="720"/>
             <w:tcBorders>
               <w:top w:val="single" w:color="CCCCCC" w:sz="1"/>
               <w:left w:val="single" w:color="CCCCCC" w:sz="1"/>
@@ -786,7 +786,7 @@
         </w:tc>
         <w:tc>
           <w:tcPr>
-            <w:tcW w:type="pct" w:w="25%"/>
+            <w:tcW w:type="dxa" w:w="1440"/>
             <w:tcBorders>
               <w:top w:val="single" w:color="CCCCCC" w:sz="1"/>
               <w:left w:val="single" w:color="CCCCCC" w:sz="1"/>
@@ -808,7 +808,7 @@
         </w:tc>
         <w:tc>
           <w:tcPr>
-            <w:tcW w:type="pct" w:w="25%"/>
+            <w:tcW w:type="dxa" w:w="3600"/>
             <w:tcBorders>
               <w:top w:val="single" w:color="CCCCCC" w:sz="1"/>
               <w:left w:val="single" w:color="CCCCCC" w:sz="1"/>
@@ -830,7 +830,7 @@
         </w:tc>
         <w:tc>
           <w:tcPr>
-            <w:tcW w:type="pct" w:w="25%"/>
+            <w:tcW w:type="dxa" w:w="3600"/>
             <w:tcBorders>
               <w:top w:val="single" w:color="CCCCCC" w:sz="1"/>
               <w:left w:val="single" w:color="CCCCCC" w:sz="1"/>
@@ -854,7 +854,7 @@
       <w:tr>
         <w:tc>
           <w:tcPr>
-            <w:tcW w:type="pct" w:w="25%"/>
+            <w:tcW w:type="dxa" w:w="720"/>
             <w:tcBorders>
               <w:top w:val="single" w:color="CCCCCC" w:sz="1"/>
               <w:left w:val="single" w:color="CCCCCC" w:sz="1"/>
@@ -876,7 +876,7 @@
         </w:tc>
         <w:tc>
           <w:tcPr>
-            <w:tcW w:type="pct" w:w="25%"/>
+            <w:tcW w:type="dxa" w:w="1440"/>
             <w:tcBorders>
               <w:top w:val="single" w:color="CCCCCC" w:sz="1"/>
               <w:left w:val="single" w:color="CCCCCC" w:sz="1"/>
@@ -898,7 +898,7 @@
         </w:tc>
         <w:tc>
           <w:tcPr>
-            <w:tcW w:type="pct" w:w="25%"/>
+            <w:tcW w:type="dxa" w:w="3600"/>
             <w:tcBorders>
               <w:top w:val="single" w:color="CCCCCC" w:sz="1"/>
               <w:left w:val="single" w:color="CCCCCC" w:sz="1"/>
@@ -920,7 +920,7 @@
         </w:tc>
         <w:tc>
           <w:tcPr>
-            <w:tcW w:type="pct" w:w="25%"/>
+            <w:tcW w:type="dxa" w:w="3600"/>
             <w:tcBorders>
               <w:top w:val="single" w:color="CCCCCC" w:sz="1"/>
               <w:left w:val="single" w:color="CCCCCC" w:sz="1"/>
@@ -944,7 +944,7 @@
       <w:tr>
         <w:tc>
           <w:tcPr>
-            <w:tcW w:type="pct" w:w="25%"/>
+            <w:tcW w:type="dxa" w:w="720"/>
             <w:tcBorders>
               <w:top w:val="single" w:color="CCCCCC" w:sz="1"/>
               <w:left w:val="single" w:color="CCCCCC" w:sz="1"/>
@@ -966,7 +966,7 @@
         </w:tc>
         <w:tc>
           <w:tcPr>
-            <w:tcW w:type="pct" w:w="25%"/>
+            <w:tcW w:type="dxa" w:w="1440"/>
             <w:tcBorders>
               <w:top w:val="single" w:color="CCCCCC" w:sz="1"/>
               <w:left w:val="single" w:color="CCCCCC" w:sz="1"/>
@@ -988,7 +988,7 @@
         </w:tc>
         <w:tc>
           <w:tcPr>
-            <w:tcW w:type="pct" w:w="25%"/>
+            <w:tcW w:type="dxa" w:w="3600"/>
             <w:tcBorders>
               <w:top w:val="single" w:color="CCCCCC" w:sz="1"/>
               <w:left w:val="single" w:color="CCCCCC" w:sz="1"/>
@@ -1010,7 +1010,7 @@
         </w:tc>
         <w:tc>
           <w:tcPr>
-            <w:tcW w:type="pct" w:w="25%"/>
+            <w:tcW w:type="dxa" w:w="3600"/>
             <w:tcBorders>
               <w:top w:val="single" w:color="CCCCCC" w:sz="1"/>
               <w:left w:val="single" w:color="CCCCCC" w:sz="1"/>
@@ -1034,7 +1034,7 @@
       <w:tr>
         <w:tc>
           <w:tcPr>
-            <w:tcW w:type="pct" w:w="25%"/>
+            <w:tcW w:type="dxa" w:w="720"/>
             <w:tcBorders>
               <w:top w:val="single" w:color="CCCCCC" w:sz="1"/>
               <w:left w:val="single" w:color="CCCCCC" w:sz="1"/>
@@ -1056,7 +1056,7 @@
         </w:tc>
         <w:tc>
           <w:tcPr>
-            <w:tcW w:type="pct" w:w="25%"/>
+            <w:tcW w:type="dxa" w:w="1440"/>
             <w:tcBorders>
               <w:top w:val="single" w:color="CCCCCC" w:sz="1"/>
               <w:left w:val="single" w:color="CCCCCC" w:sz="1"/>
@@ -1078,7 +1078,7 @@
         </w:tc>
         <w:tc>
           <w:tcPr>
-            <w:tcW w:type="pct" w:w="25%"/>
+            <w:tcW w:type="dxa" w:w="3600"/>
             <w:tcBorders>
               <w:top w:val="single" w:color="CCCCCC" w:sz="1"/>
               <w:left w:val="single" w:color="CCCCCC" w:sz="1"/>
@@ -1100,7 +1100,7 @@
         </w:tc>
         <w:tc>
           <w:tcPr>
-            <w:tcW w:type="pct" w:w="25%"/>
+            <w:tcW w:type="dxa" w:w="3600"/>
             <w:tcBorders>
               <w:top w:val="single" w:color="CCCCCC" w:sz="1"/>
               <w:left w:val="single" w:color="CCCCCC" w:sz="1"/>
@@ -1124,7 +1124,7 @@
       <w:tr>
         <w:tc>
           <w:tcPr>
-            <w:tcW w:type="pct" w:w="25%"/>
+            <w:tcW w:type="dxa" w:w="720"/>
             <w:tcBorders>
               <w:top w:val="single" w:color="CCCCCC" w:sz="1"/>
               <w:left w:val="single" w:color="CCCCCC" w:sz="1"/>
@@ -1146,7 +1146,7 @@
         </w:tc>
         <w:tc>
           <w:tcPr>
-            <w:tcW w:type="pct" w:w="25%"/>
+            <w:tcW w:type="dxa" w:w="1440"/>
             <w:tcBorders>
               <w:top w:val="single" w:color="CCCCCC" w:sz="1"/>
               <w:left w:val="single" w:color="CCCCCC" w:sz="1"/>
@@ -1168,7 +1168,7 @@
         </w:tc>
         <w:tc>
           <w:tcPr>
-            <w:tcW w:type="pct" w:w="25%"/>
+            <w:tcW w:type="dxa" w:w="3600"/>
             <w:tcBorders>
               <w:top w:val="single" w:color="CCCCCC" w:sz="1"/>
               <w:left w:val="single" w:color="CCCCCC" w:sz="1"/>
@@ -1190,7 +1190,7 @@
         </w:tc>
         <w:tc>
           <w:tcPr>
-            <w:tcW w:type="pct" w:w="25%"/>
+            <w:tcW w:type="dxa" w:w="3600"/>
             <w:tcBorders>
               <w:top w:val="single" w:color="CCCCCC" w:sz="1"/>
               <w:left w:val="single" w:color="CCCCCC" w:sz="1"/>
@@ -1214,7 +1214,7 @@
       <w:tr>
         <w:tc>
           <w:tcPr>
-            <w:tcW w:type="pct" w:w="25%"/>
+            <w:tcW w:type="dxa" w:w="720"/>
             <w:tcBorders>
               <w:top w:val="single" w:color="CCCCCC" w:sz="1"/>
               <w:left w:val="single" w:color="CCCCCC" w:sz="1"/>
@@ -1236,7 +1236,7 @@
         </w:tc>
         <w:tc>
           <w:tcPr>
-            <w:tcW w:type="pct" w:w="25%"/>
+            <w:tcW w:type="dxa" w:w="1440"/>
             <w:tcBorders>
               <w:top w:val="single" w:color="CCCCCC" w:sz="1"/>
               <w:left w:val="single" w:color="CCCCCC" w:sz="1"/>
@@ -1258,7 +1258,7 @@
         </w:tc>
         <w:tc>
           <w:tcPr>
-            <w:tcW w:type="pct" w:w="25%"/>
+            <w:tcW w:type="dxa" w:w="3600"/>
             <w:tcBorders>
               <w:top w:val="single" w:color="CCCCCC" w:sz="1"/>
               <w:left w:val="single" w:color="CCCCCC" w:sz="1"/>
@@ -1280,7 +1280,7 @@
         </w:tc>
         <w:tc>
           <w:tcPr>
-            <w:tcW w:type="pct" w:w="25%"/>
+            <w:tcW w:type="dxa" w:w="3600"/>
             <w:tcBorders>
               <w:top w:val="single" w:color="CCCCCC" w:sz="1"/>
               <w:left w:val="single" w:color="CCCCCC" w:sz="1"/>
@@ -1304,7 +1304,7 @@
       <w:tr>
         <w:tc>
           <w:tcPr>
-            <w:tcW w:type="pct" w:w="25%"/>
+            <w:tcW w:type="dxa" w:w="720"/>
             <w:tcBorders>
               <w:top w:val="single" w:color="CCCCCC" w:sz="1"/>
               <w:left w:val="single" w:color="CCCCCC" w:sz="1"/>
@@ -1326,7 +1326,7 @@
         </w:tc>
         <w:tc>
           <w:tcPr>
-            <w:tcW w:type="pct" w:w="25%"/>
+            <w:tcW w:type="dxa" w:w="1440"/>
             <w:tcBorders>
               <w:top w:val="single" w:color="CCCCCC" w:sz="1"/>
               <w:left w:val="single" w:color="CCCCCC" w:sz="1"/>
@@ -1348,7 +1348,7 @@
         </w:tc>
         <w:tc>
           <w:tcPr>
-            <w:tcW w:type="pct" w:w="25%"/>
+            <w:tcW w:type="dxa" w:w="3600"/>
             <w:tcBorders>
               <w:top w:val="single" w:color="CCCCCC" w:sz="1"/>
               <w:left w:val="single" w:color="CCCCCC" w:sz="1"/>
@@ -1370,7 +1370,7 @@
         </w:tc>
         <w:tc>
           <w:tcPr>
-            <w:tcW w:type="pct" w:w="25%"/>
+            <w:tcW w:type="dxa" w:w="3600"/>
             <w:tcBorders>
               <w:top w:val="single" w:color="CCCCCC" w:sz="1"/>
               <w:left w:val="single" w:color="CCCCCC" w:sz="1"/>
@@ -1394,7 +1394,7 @@
       <w:tr>
         <w:tc>
           <w:tcPr>
-            <w:tcW w:type="pct" w:w="25%"/>
+            <w:tcW w:type="dxa" w:w="720"/>
             <w:tcBorders>
               <w:top w:val="single" w:color="CCCCCC" w:sz="1"/>
               <w:left w:val="single" w:color="CCCCCC" w:sz="1"/>
@@ -1416,7 +1416,7 @@
         </w:tc>
         <w:tc>
           <w:tcPr>
-            <w:tcW w:type="pct" w:w="25%"/>
+            <w:tcW w:type="dxa" w:w="1440"/>
             <w:tcBorders>
               <w:top w:val="single" w:color="CCCCCC" w:sz="1"/>
               <w:left w:val="single" w:color="CCCCCC" w:sz="1"/>
@@ -1438,7 +1438,7 @@
         </w:tc>
         <w:tc>
           <w:tcPr>
-            <w:tcW w:type="pct" w:w="25%"/>
+            <w:tcW w:type="dxa" w:w="3600"/>
             <w:tcBorders>
               <w:top w:val="single" w:color="CCCCCC" w:sz="1"/>
               <w:left w:val="single" w:color="CCCCCC" w:sz="1"/>
@@ -1460,7 +1460,7 @@
         </w:tc>
         <w:tc>
           <w:tcPr>
-            <w:tcW w:type="pct" w:w="25%"/>
+            <w:tcW w:type="dxa" w:w="3600"/>
             <w:tcBorders>
               <w:top w:val="single" w:color="CCCCCC" w:sz="1"/>
               <w:left w:val="single" w:color="CCCCCC" w:sz="1"/>
@@ -1484,7 +1484,7 @@
       <w:tr>
         <w:tc>
           <w:tcPr>
-            <w:tcW w:type="pct" w:w="25%"/>
+            <w:tcW w:type="dxa" w:w="720"/>
             <w:tcBorders>
               <w:top w:val="single" w:color="CCCCCC" w:sz="1"/>
               <w:left w:val="single" w:color="CCCCCC" w:sz="1"/>
@@ -1506,7 +1506,7 @@
         </w:tc>
         <w:tc>
           <w:tcPr>
-            <w:tcW w:type="pct" w:w="25%"/>
+            <w:tcW w:type="dxa" w:w="1440"/>
             <w:tcBorders>
               <w:top w:val="single" w:color="CCCCCC" w:sz="1"/>
               <w:left w:val="single" w:color="CCCCCC" w:sz="1"/>
@@ -1528,7 +1528,7 @@
         </w:tc>
         <w:tc>
           <w:tcPr>
-            <w:tcW w:type="pct" w:w="25%"/>
+            <w:tcW w:type="dxa" w:w="3600"/>
             <w:tcBorders>
               <w:top w:val="single" w:color="CCCCCC" w:sz="1"/>
               <w:left w:val="single" w:color="CCCCCC" w:sz="1"/>
@@ -1550,7 +1550,7 @@
         </w:tc>
         <w:tc>
           <w:tcPr>
-            <w:tcW w:type="pct" w:w="25%"/>
+            <w:tcW w:type="dxa" w:w="3600"/>
             <w:tcBorders>
               <w:top w:val="single" w:color="CCCCCC" w:sz="1"/>
               <w:left w:val="single" w:color="CCCCCC" w:sz="1"/>
@@ -1574,7 +1574,7 @@
       <w:tr>
         <w:tc>
           <w:tcPr>
-            <w:tcW w:type="pct" w:w="25%"/>
+            <w:tcW w:type="dxa" w:w="720"/>
             <w:tcBorders>
               <w:top w:val="single" w:color="CCCCCC" w:sz="1"/>
               <w:left w:val="single" w:color="CCCCCC" w:sz="1"/>
@@ -1596,7 +1596,7 @@
         </w:tc>
         <w:tc>
           <w:tcPr>
-            <w:tcW w:type="pct" w:w="25%"/>
+            <w:tcW w:type="dxa" w:w="1440"/>
             <w:tcBorders>
               <w:top w:val="single" w:color="CCCCCC" w:sz="1"/>
               <w:left w:val="single" w:color="CCCCCC" w:sz="1"/>
@@ -1618,7 +1618,7 @@
         </w:tc>
         <w:tc>
           <w:tcPr>
-            <w:tcW w:type="pct" w:w="25%"/>
+            <w:tcW w:type="dxa" w:w="3600"/>
             <w:tcBorders>
               <w:top w:val="single" w:color="CCCCCC" w:sz="1"/>
               <w:left w:val="single" w:color="CCCCCC" w:sz="1"/>
@@ -1640,7 +1640,7 @@
         </w:tc>
         <w:tc>
           <w:tcPr>
-            <w:tcW w:type="pct" w:w="25%"/>
+            <w:tcW w:type="dxa" w:w="3600"/>
             <w:tcBorders>
               <w:top w:val="single" w:color="CCCCCC" w:sz="1"/>
               <w:left w:val="single" w:color="CCCCCC" w:sz="1"/>
@@ -1664,7 +1664,7 @@
       <w:tr>
         <w:tc>
           <w:tcPr>
-            <w:tcW w:type="pct" w:w="25%"/>
+            <w:tcW w:type="dxa" w:w="720"/>
             <w:tcBorders>
               <w:top w:val="single" w:color="CCCCCC" w:sz="1"/>
               <w:left w:val="single" w:color="CCCCCC" w:sz="1"/>
@@ -1686,7 +1686,7 @@
         </w:tc>
         <w:tc>
           <w:tcPr>
-            <w:tcW w:type="pct" w:w="25%"/>
+            <w:tcW w:type="dxa" w:w="1440"/>
             <w:tcBorders>
               <w:top w:val="single" w:color="CCCCCC" w:sz="1"/>
               <w:left w:val="single" w:color="CCCCCC" w:sz="1"/>
@@ -1708,7 +1708,7 @@
         </w:tc>
         <w:tc>
           <w:tcPr>
-            <w:tcW w:type="pct" w:w="25%"/>
+            <w:tcW w:type="dxa" w:w="3600"/>
             <w:tcBorders>
               <w:top w:val="single" w:color="CCCCCC" w:sz="1"/>
               <w:left w:val="single" w:color="CCCCCC" w:sz="1"/>
@@ -1730,7 +1730,7 @@
         </w:tc>
         <w:tc>
           <w:tcPr>
-            <w:tcW w:type="pct" w:w="25%"/>
+            <w:tcW w:type="dxa" w:w="3600"/>
             <w:tcBorders>
               <w:top w:val="single" w:color="CCCCCC" w:sz="1"/>
               <w:left w:val="single" w:color="CCCCCC" w:sz="1"/>
@@ -1754,7 +1754,7 @@
       <w:tr>
         <w:tc>
           <w:tcPr>
-            <w:tcW w:type="pct" w:w="25%"/>
+            <w:tcW w:type="dxa" w:w="720"/>
             <w:tcBorders>
               <w:top w:val="single" w:color="CCCCCC" w:sz="1"/>
               <w:left w:val="single" w:color="CCCCCC" w:sz="1"/>
@@ -1776,7 +1776,7 @@
         </w:tc>
         <w:tc>
           <w:tcPr>
-            <w:tcW w:type="pct" w:w="25%"/>
+            <w:tcW w:type="dxa" w:w="1440"/>
             <w:tcBorders>
               <w:top w:val="single" w:color="CCCCCC" w:sz="1"/>
               <w:left w:val="single" w:color="CCCCCC" w:sz="1"/>
@@ -1798,7 +1798,7 @@
         </w:tc>
         <w:tc>
           <w:tcPr>
-            <w:tcW w:type="pct" w:w="25%"/>
+            <w:tcW w:type="dxa" w:w="3600"/>
             <w:tcBorders>
               <w:top w:val="single" w:color="CCCCCC" w:sz="1"/>
               <w:left w:val="single" w:color="CCCCCC" w:sz="1"/>
@@ -1820,7 +1820,7 @@
         </w:tc>
         <w:tc>
           <w:tcPr>
-            <w:tcW w:type="pct" w:w="25%"/>
+            <w:tcW w:type="dxa" w:w="3600"/>
             <w:tcBorders>
               <w:top w:val="single" w:color="CCCCCC" w:sz="1"/>
               <w:left w:val="single" w:color="CCCCCC" w:sz="1"/>
@@ -1844,7 +1844,7 @@
       <w:tr>
         <w:tc>
           <w:tcPr>
-            <w:tcW w:type="pct" w:w="25%"/>
+            <w:tcW w:type="dxa" w:w="720"/>
             <w:tcBorders>
               <w:top w:val="single" w:color="CCCCCC" w:sz="1"/>
               <w:left w:val="single" w:color="CCCCCC" w:sz="1"/>
@@ -1866,7 +1866,7 @@
         </w:tc>
         <w:tc>
           <w:tcPr>
-            <w:tcW w:type="pct" w:w="25%"/>
+            <w:tcW w:type="dxa" w:w="1440"/>
             <w:tcBorders>
               <w:top w:val="single" w:color="CCCCCC" w:sz="1"/>
               <w:left w:val="single" w:color="CCCCCC" w:sz="1"/>
@@ -1888,7 +1888,7 @@
         </w:tc>
         <w:tc>
           <w:tcPr>
-            <w:tcW w:type="pct" w:w="25%"/>
+            <w:tcW w:type="dxa" w:w="3600"/>
             <w:tcBorders>
               <w:top w:val="single" w:color="CCCCCC" w:sz="1"/>
               <w:left w:val="single" w:color="CCCCCC" w:sz="1"/>
@@ -1910,7 +1910,7 @@
         </w:tc>
         <w:tc>
           <w:tcPr>
-            <w:tcW w:type="pct" w:w="25%"/>
+            <w:tcW w:type="dxa" w:w="3600"/>
             <w:tcBorders>
               <w:top w:val="single" w:color="CCCCCC" w:sz="1"/>
               <w:left w:val="single" w:color="CCCCCC" w:sz="1"/>
@@ -1934,7 +1934,7 @@
       <w:tr>
         <w:tc>
           <w:tcPr>
-            <w:tcW w:type="pct" w:w="25%"/>
+            <w:tcW w:type="dxa" w:w="720"/>
             <w:tcBorders>
               <w:top w:val="single" w:color="CCCCCC" w:sz="1"/>
               <w:left w:val="single" w:color="CCCCCC" w:sz="1"/>
@@ -1956,7 +1956,7 @@
         </w:tc>
         <w:tc>
           <w:tcPr>
-            <w:tcW w:type="pct" w:w="25%"/>
+            <w:tcW w:type="dxa" w:w="1440"/>
             <w:tcBorders>
               <w:top w:val="single" w:color="CCCCCC" w:sz="1"/>
               <w:left w:val="single" w:color="CCCCCC" w:sz="1"/>
@@ -1978,7 +1978,7 @@
         </w:tc>
         <w:tc>
           <w:tcPr>
-            <w:tcW w:type="pct" w:w="25%"/>
+            <w:tcW w:type="dxa" w:w="3600"/>
             <w:tcBorders>
               <w:top w:val="single" w:color="CCCCCC" w:sz="1"/>
               <w:left w:val="single" w:color="CCCCCC" w:sz="1"/>
@@ -2000,7 +2000,7 @@
         </w:tc>
         <w:tc>
           <w:tcPr>
-            <w:tcW w:type="pct" w:w="25%"/>
+            <w:tcW w:type="dxa" w:w="3600"/>
             <w:tcBorders>
               <w:top w:val="single" w:color="CCCCCC" w:sz="1"/>
               <w:left w:val="single" w:color="CCCCCC" w:sz="1"/>
@@ -2024,7 +2024,7 @@
       <w:tr>
         <w:tc>
           <w:tcPr>
-            <w:tcW w:type="pct" w:w="25%"/>
+            <w:tcW w:type="dxa" w:w="720"/>
             <w:tcBorders>
               <w:top w:val="single" w:color="CCCCCC" w:sz="1"/>
               <w:left w:val="single" w:color="CCCCCC" w:sz="1"/>
@@ -2046,7 +2046,7 @@
         </w:tc>
         <w:tc>
           <w:tcPr>
-            <w:tcW w:type="pct" w:w="25%"/>
+            <w:tcW w:type="dxa" w:w="1440"/>
             <w:tcBorders>
               <w:top w:val="single" w:color="CCCCCC" w:sz="1"/>
               <w:left w:val="single" w:color="CCCCCC" w:sz="1"/>
@@ -2068,7 +2068,7 @@
         </w:tc>
         <w:tc>
           <w:tcPr>
-            <w:tcW w:type="pct" w:w="25%"/>
+            <w:tcW w:type="dxa" w:w="3600"/>
             <w:tcBorders>
               <w:top w:val="single" w:color="CCCCCC" w:sz="1"/>
               <w:left w:val="single" w:color="CCCCCC" w:sz="1"/>
@@ -2090,7 +2090,7 @@
         </w:tc>
         <w:tc>
           <w:tcPr>
-            <w:tcW w:type="pct" w:w="25%"/>
+            <w:tcW w:type="dxa" w:w="3600"/>
             <w:tcBorders>
               <w:top w:val="single" w:color="CCCCCC" w:sz="1"/>
               <w:left w:val="single" w:color="CCCCCC" w:sz="1"/>
@@ -2123,7 +2123,7 @@
     </w:p>
     <w:tbl>
       <w:tblPr>
-        <w:tblW w:type="pct" w:w="100%"/>
+        <w:tblW w:type="dxa" w:w="9360"/>
         <w:tblBorders>
           <w:top w:val="single" w:color="auto" w:sz="4"/>
           <w:left w:val="single" w:color="auto" w:sz="4"/>
@@ -2142,7 +2142,7 @@
       <w:tr>
         <w:tc>
           <w:tcPr>
-            <w:tcW w:type="pct" w:w="25%"/>
+            <w:tcW w:type="dxa" w:w="720"/>
             <w:tcBorders>
               <w:top w:val="single" w:color="CCCCCC" w:sz="1"/>
               <w:left w:val="single" w:color="CCCCCC" w:sz="1"/>
@@ -2164,7 +2164,7 @@
         </w:tc>
         <w:tc>
           <w:tcPr>
-            <w:tcW w:type="pct" w:w="25%"/>
+            <w:tcW w:type="dxa" w:w="1440"/>
             <w:tcBorders>
               <w:top w:val="single" w:color="CCCCCC" w:sz="1"/>
               <w:left w:val="single" w:color="CCCCCC" w:sz="1"/>
@@ -2186,7 +2186,7 @@
         </w:tc>
         <w:tc>
           <w:tcPr>
-            <w:tcW w:type="pct" w:w="25%"/>
+            <w:tcW w:type="dxa" w:w="3600"/>
             <w:tcBorders>
               <w:top w:val="single" w:color="CCCCCC" w:sz="1"/>
               <w:left w:val="single" w:color="CCCCCC" w:sz="1"/>
@@ -2208,7 +2208,7 @@
         </w:tc>
         <w:tc>
           <w:tcPr>
-            <w:tcW w:type="pct" w:w="25%"/>
+            <w:tcW w:type="dxa" w:w="3600"/>
             <w:tcBorders>
               <w:top w:val="single" w:color="CCCCCC" w:sz="1"/>
               <w:left w:val="single" w:color="CCCCCC" w:sz="1"/>
@@ -2232,7 +2232,7 @@
       <w:tr>
         <w:tc>
           <w:tcPr>
-            <w:tcW w:type="pct" w:w="25%"/>
+            <w:tcW w:type="dxa" w:w="720"/>
             <w:tcBorders>
               <w:top w:val="single" w:color="CCCCCC" w:sz="1"/>
               <w:left w:val="single" w:color="CCCCCC" w:sz="1"/>
@@ -2254,7 +2254,7 @@
         </w:tc>
         <w:tc>
           <w:tcPr>
-            <w:tcW w:type="pct" w:w="25%"/>
+            <w:tcW w:type="dxa" w:w="1440"/>
             <w:tcBorders>
               <w:top w:val="single" w:color="CCCCCC" w:sz="1"/>
               <w:left w:val="single" w:color="CCCCCC" w:sz="1"/>
@@ -2276,7 +2276,7 @@
         </w:tc>
         <w:tc>
           <w:tcPr>
-            <w:tcW w:type="pct" w:w="25%"/>
+            <w:tcW w:type="dxa" w:w="3600"/>
             <w:tcBorders>
               <w:top w:val="single" w:color="CCCCCC" w:sz="1"/>
               <w:left w:val="single" w:color="CCCCCC" w:sz="1"/>
@@ -2298,7 +2298,7 @@
         </w:tc>
         <w:tc>
           <w:tcPr>
-            <w:tcW w:type="pct" w:w="25%"/>
+            <w:tcW w:type="dxa" w:w="3600"/>
             <w:tcBorders>
               <w:top w:val="single" w:color="CCCCCC" w:sz="1"/>
               <w:left w:val="single" w:color="CCCCCC" w:sz="1"/>
@@ -2322,7 +2322,7 @@
       <w:tr>
         <w:tc>
           <w:tcPr>
-            <w:tcW w:type="pct" w:w="25%"/>
+            <w:tcW w:type="dxa" w:w="720"/>
             <w:tcBorders>
               <w:top w:val="single" w:color="CCCCCC" w:sz="1"/>
               <w:left w:val="single" w:color="CCCCCC" w:sz="1"/>
@@ -2344,7 +2344,7 @@
         </w:tc>
         <w:tc>
           <w:tcPr>
-            <w:tcW w:type="pct" w:w="25%"/>
+            <w:tcW w:type="dxa" w:w="1440"/>
             <w:tcBorders>
               <w:top w:val="single" w:color="CCCCCC" w:sz="1"/>
               <w:left w:val="single" w:color="CCCCCC" w:sz="1"/>
@@ -2366,7 +2366,7 @@
         </w:tc>
         <w:tc>
           <w:tcPr>
-            <w:tcW w:type="pct" w:w="25%"/>
+            <w:tcW w:type="dxa" w:w="3600"/>
             <w:tcBorders>
               <w:top w:val="single" w:color="CCCCCC" w:sz="1"/>
               <w:left w:val="single" w:color="CCCCCC" w:sz="1"/>
@@ -2388,7 +2388,7 @@
         </w:tc>
         <w:tc>
           <w:tcPr>
-            <w:tcW w:type="pct" w:w="25%"/>
+            <w:tcW w:type="dxa" w:w="3600"/>
             <w:tcBorders>
               <w:top w:val="single" w:color="CCCCCC" w:sz="1"/>
               <w:left w:val="single" w:color="CCCCCC" w:sz="1"/>
@@ -2412,7 +2412,7 @@
       <w:tr>
         <w:tc>
           <w:tcPr>
-            <w:tcW w:type="pct" w:w="25%"/>
+            <w:tcW w:type="dxa" w:w="720"/>
             <w:tcBorders>
               <w:top w:val="single" w:color="CCCCCC" w:sz="1"/>
               <w:left w:val="single" w:color="CCCCCC" w:sz="1"/>
@@ -2434,7 +2434,7 @@
         </w:tc>
         <w:tc>
           <w:tcPr>
-            <w:tcW w:type="pct" w:w="25%"/>
+            <w:tcW w:type="dxa" w:w="1440"/>
             <w:tcBorders>
               <w:top w:val="single" w:color="CCCCCC" w:sz="1"/>
               <w:left w:val="single" w:color="CCCCCC" w:sz="1"/>
@@ -2456,7 +2456,7 @@
         </w:tc>
         <w:tc>
           <w:tcPr>
-            <w:tcW w:type="pct" w:w="25%"/>
+            <w:tcW w:type="dxa" w:w="3600"/>
             <w:tcBorders>
               <w:top w:val="single" w:color="CCCCCC" w:sz="1"/>
               <w:left w:val="single" w:color="CCCCCC" w:sz="1"/>
@@ -2478,7 +2478,7 @@
         </w:tc>
         <w:tc>
           <w:tcPr>
-            <w:tcW w:type="pct" w:w="25%"/>
+            <w:tcW w:type="dxa" w:w="3600"/>
             <w:tcBorders>
               <w:top w:val="single" w:color="CCCCCC" w:sz="1"/>
               <w:left w:val="single" w:color="CCCCCC" w:sz="1"/>
@@ -2502,7 +2502,7 @@
       <w:tr>
         <w:tc>
           <w:tcPr>
-            <w:tcW w:type="pct" w:w="25%"/>
+            <w:tcW w:type="dxa" w:w="720"/>
             <w:tcBorders>
               <w:top w:val="single" w:color="CCCCCC" w:sz="1"/>
               <w:left w:val="single" w:color="CCCCCC" w:sz="1"/>
@@ -2524,7 +2524,7 @@
         </w:tc>
         <w:tc>
           <w:tcPr>
-            <w:tcW w:type="pct" w:w="25%"/>
+            <w:tcW w:type="dxa" w:w="1440"/>
             <w:tcBorders>
               <w:top w:val="single" w:color="CCCCCC" w:sz="1"/>
               <w:left w:val="single" w:color="CCCCCC" w:sz="1"/>
@@ -2546,7 +2546,7 @@
         </w:tc>
         <w:tc>
           <w:tcPr>
-            <w:tcW w:type="pct" w:w="25%"/>
+            <w:tcW w:type="dxa" w:w="3600"/>
             <w:tcBorders>
               <w:top w:val="single" w:color="CCCCCC" w:sz="1"/>
               <w:left w:val="single" w:color="CCCCCC" w:sz="1"/>
@@ -2568,7 +2568,7 @@
         </w:tc>
         <w:tc>
           <w:tcPr>
-            <w:tcW w:type="pct" w:w="25%"/>
+            <w:tcW w:type="dxa" w:w="3600"/>
             <w:tcBorders>
               <w:top w:val="single" w:color="CCCCCC" w:sz="1"/>
               <w:left w:val="single" w:color="CCCCCC" w:sz="1"/>
@@ -2592,7 +2592,7 @@
       <w:tr>
         <w:tc>
           <w:tcPr>
-            <w:tcW w:type="pct" w:w="25%"/>
+            <w:tcW w:type="dxa" w:w="720"/>
             <w:tcBorders>
               <w:top w:val="single" w:color="CCCCCC" w:sz="1"/>
               <w:left w:val="single" w:color="CCCCCC" w:sz="1"/>
@@ -2614,7 +2614,7 @@
         </w:tc>
         <w:tc>
           <w:tcPr>
-            <w:tcW w:type="pct" w:w="25%"/>
+            <w:tcW w:type="dxa" w:w="1440"/>
             <w:tcBorders>
               <w:top w:val="single" w:color="CCCCCC" w:sz="1"/>
               <w:left w:val="single" w:color="CCCCCC" w:sz="1"/>
@@ -2636,7 +2636,7 @@
         </w:tc>
         <w:tc>
           <w:tcPr>
-            <w:tcW w:type="pct" w:w="25%"/>
+            <w:tcW w:type="dxa" w:w="3600"/>
             <w:tcBorders>
               <w:top w:val="single" w:color="CCCCCC" w:sz="1"/>
               <w:left w:val="single" w:color="CCCCCC" w:sz="1"/>
@@ -2658,7 +2658,7 @@
         </w:tc>
         <w:tc>
           <w:tcPr>
-            <w:tcW w:type="pct" w:w="25%"/>
+            <w:tcW w:type="dxa" w:w="3600"/>
             <w:tcBorders>
               <w:top w:val="single" w:color="CCCCCC" w:sz="1"/>
               <w:left w:val="single" w:color="CCCCCC" w:sz="1"/>
@@ -2682,7 +2682,7 @@
       <w:tr>
         <w:tc>
           <w:tcPr>
-            <w:tcW w:type="pct" w:w="25%"/>
+            <w:tcW w:type="dxa" w:w="720"/>
             <w:tcBorders>
               <w:top w:val="single" w:color="CCCCCC" w:sz="1"/>
               <w:left w:val="single" w:color="CCCCCC" w:sz="1"/>
@@ -2704,7 +2704,7 @@
         </w:tc>
         <w:tc>
           <w:tcPr>
-            <w:tcW w:type="pct" w:w="25%"/>
+            <w:tcW w:type="dxa" w:w="1440"/>
             <w:tcBorders>
               <w:top w:val="single" w:color="CCCCCC" w:sz="1"/>
               <w:left w:val="single" w:color="CCCCCC" w:sz="1"/>
@@ -2726,7 +2726,7 @@
         </w:tc>
         <w:tc>
           <w:tcPr>
-            <w:tcW w:type="pct" w:w="25%"/>
+            <w:tcW w:type="dxa" w:w="3600"/>
             <w:tcBorders>
               <w:top w:val="single" w:color="CCCCCC" w:sz="1"/>
               <w:left w:val="single" w:color="CCCCCC" w:sz="1"/>
@@ -2748,7 +2748,7 @@
         </w:tc>
         <w:tc>
           <w:tcPr>
-            <w:tcW w:type="pct" w:w="25%"/>
+            <w:tcW w:type="dxa" w:w="3600"/>
             <w:tcBorders>
               <w:top w:val="single" w:color="CCCCCC" w:sz="1"/>
               <w:left w:val="single" w:color="CCCCCC" w:sz="1"/>
@@ -2772,7 +2772,7 @@
       <w:tr>
         <w:tc>
           <w:tcPr>
-            <w:tcW w:type="pct" w:w="25%"/>
+            <w:tcW w:type="dxa" w:w="720"/>
             <w:tcBorders>
               <w:top w:val="single" w:color="CCCCCC" w:sz="1"/>
               <w:left w:val="single" w:color="CCCCCC" w:sz="1"/>
@@ -2794,7 +2794,7 @@
         </w:tc>
         <w:tc>
           <w:tcPr>
-            <w:tcW w:type="pct" w:w="25%"/>
+            <w:tcW w:type="dxa" w:w="1440"/>
             <w:tcBorders>
               <w:top w:val="single" w:color="CCCCCC" w:sz="1"/>
               <w:left w:val="single" w:color="CCCCCC" w:sz="1"/>
@@ -2816,7 +2816,7 @@
         </w:tc>
         <w:tc>
           <w:tcPr>
-            <w:tcW w:type="pct" w:w="25%"/>
+            <w:tcW w:type="dxa" w:w="3600"/>
             <w:tcBorders>
               <w:top w:val="single" w:color="CCCCCC" w:sz="1"/>
               <w:left w:val="single" w:color="CCCCCC" w:sz="1"/>
@@ -2838,7 +2838,7 @@
         </w:tc>
         <w:tc>
           <w:tcPr>
-            <w:tcW w:type="pct" w:w="25%"/>
+            <w:tcW w:type="dxa" w:w="3600"/>
             <w:tcBorders>
               <w:top w:val="single" w:color="CCCCCC" w:sz="1"/>
               <w:left w:val="single" w:color="CCCCCC" w:sz="1"/>
@@ -2862,7 +2862,7 @@
       <w:tr>
         <w:tc>
           <w:tcPr>
-            <w:tcW w:type="pct" w:w="25%"/>
+            <w:tcW w:type="dxa" w:w="720"/>
             <w:tcBorders>
               <w:top w:val="single" w:color="CCCCCC" w:sz="1"/>
               <w:left w:val="single" w:color="CCCCCC" w:sz="1"/>
@@ -2884,7 +2884,7 @@
         </w:tc>
         <w:tc>
           <w:tcPr>
-            <w:tcW w:type="pct" w:w="25%"/>
+            <w:tcW w:type="dxa" w:w="1440"/>
             <w:tcBorders>
               <w:top w:val="single" w:color="CCCCCC" w:sz="1"/>
               <w:left w:val="single" w:color="CCCCCC" w:sz="1"/>
@@ -2906,7 +2906,7 @@
         </w:tc>
         <w:tc>
           <w:tcPr>
-            <w:tcW w:type="pct" w:w="25%"/>
+            <w:tcW w:type="dxa" w:w="3600"/>
             <w:tcBorders>
               <w:top w:val="single" w:color="CCCCCC" w:sz="1"/>
               <w:left w:val="single" w:color="CCCCCC" w:sz="1"/>
@@ -2928,7 +2928,7 @@
         </w:tc>
         <w:tc>
           <w:tcPr>
-            <w:tcW w:type="pct" w:w="25%"/>
+            <w:tcW w:type="dxa" w:w="3600"/>
             <w:tcBorders>
               <w:top w:val="single" w:color="CCCCCC" w:sz="1"/>
               <w:left w:val="single" w:color="CCCCCC" w:sz="1"/>
@@ -2952,7 +2952,7 @@
       <w:tr>
         <w:tc>
           <w:tcPr>
-            <w:tcW w:type="pct" w:w="25%"/>
+            <w:tcW w:type="dxa" w:w="720"/>
             <w:tcBorders>
               <w:top w:val="single" w:color="CCCCCC" w:sz="1"/>
               <w:left w:val="single" w:color="CCCCCC" w:sz="1"/>
@@ -2974,7 +2974,7 @@
         </w:tc>
         <w:tc>
           <w:tcPr>
-            <w:tcW w:type="pct" w:w="25%"/>
+            <w:tcW w:type="dxa" w:w="1440"/>
             <w:tcBorders>
               <w:top w:val="single" w:color="CCCCCC" w:sz="1"/>
               <w:left w:val="single" w:color="CCCCCC" w:sz="1"/>
@@ -2996,7 +2996,7 @@
         </w:tc>
         <w:tc>
           <w:tcPr>
-            <w:tcW w:type="pct" w:w="25%"/>
+            <w:tcW w:type="dxa" w:w="3600"/>
             <w:tcBorders>
               <w:top w:val="single" w:color="CCCCCC" w:sz="1"/>
               <w:left w:val="single" w:color="CCCCCC" w:sz="1"/>
@@ -3018,7 +3018,7 @@
         </w:tc>
         <w:tc>
           <w:tcPr>
-            <w:tcW w:type="pct" w:w="25%"/>
+            <w:tcW w:type="dxa" w:w="3600"/>
             <w:tcBorders>
               <w:top w:val="single" w:color="CCCCCC" w:sz="1"/>
               <w:left w:val="single" w:color="CCCCCC" w:sz="1"/>
@@ -3042,7 +3042,7 @@
       <w:tr>
         <w:tc>
           <w:tcPr>
-            <w:tcW w:type="pct" w:w="25%"/>
+            <w:tcW w:type="dxa" w:w="720"/>
             <w:tcBorders>
               <w:top w:val="single" w:color="CCCCCC" w:sz="1"/>
               <w:left w:val="single" w:color="CCCCCC" w:sz="1"/>
@@ -3064,7 +3064,7 @@
         </w:tc>
         <w:tc>
           <w:tcPr>
-            <w:tcW w:type="pct" w:w="25%"/>
+            <w:tcW w:type="dxa" w:w="1440"/>
             <w:tcBorders>
               <w:top w:val="single" w:color="CCCCCC" w:sz="1"/>
               <w:left w:val="single" w:color="CCCCCC" w:sz="1"/>
@@ -3086,7 +3086,7 @@
         </w:tc>
         <w:tc>
           <w:tcPr>
-            <w:tcW w:type="pct" w:w="25%"/>
+            <w:tcW w:type="dxa" w:w="3600"/>
             <w:tcBorders>
               <w:top w:val="single" w:color="CCCCCC" w:sz="1"/>
               <w:left w:val="single" w:color="CCCCCC" w:sz="1"/>
@@ -3108,7 +3108,7 @@
         </w:tc>
         <w:tc>
           <w:tcPr>
-            <w:tcW w:type="pct" w:w="25%"/>
+            <w:tcW w:type="dxa" w:w="3600"/>
             <w:tcBorders>
               <w:top w:val="single" w:color="CCCCCC" w:sz="1"/>
               <w:left w:val="single" w:color="CCCCCC" w:sz="1"/>
@@ -3132,7 +3132,7 @@
       <w:tr>
         <w:tc>
           <w:tcPr>
-            <w:tcW w:type="pct" w:w="25%"/>
+            <w:tcW w:type="dxa" w:w="720"/>
             <w:tcBorders>
               <w:top w:val="single" w:color="CCCCCC" w:sz="1"/>
               <w:left w:val="single" w:color="CCCCCC" w:sz="1"/>
@@ -3154,7 +3154,7 @@
         </w:tc>
         <w:tc>
           <w:tcPr>
-            <w:tcW w:type="pct" w:w="25%"/>
+            <w:tcW w:type="dxa" w:w="1440"/>
             <w:tcBorders>
               <w:top w:val="single" w:color="CCCCCC" w:sz="1"/>
               <w:left w:val="single" w:color="CCCCCC" w:sz="1"/>
@@ -3176,7 +3176,7 @@
         </w:tc>
         <w:tc>
           <w:tcPr>
-            <w:tcW w:type="pct" w:w="25%"/>
+            <w:tcW w:type="dxa" w:w="3600"/>
             <w:tcBorders>
               <w:top w:val="single" w:color="CCCCCC" w:sz="1"/>
               <w:left w:val="single" w:color="CCCCCC" w:sz="1"/>
@@ -3198,7 +3198,7 @@
         </w:tc>
         <w:tc>
           <w:tcPr>
-            <w:tcW w:type="pct" w:w="25%"/>
+            <w:tcW w:type="dxa" w:w="3600"/>
             <w:tcBorders>
               <w:top w:val="single" w:color="CCCCCC" w:sz="1"/>
               <w:left w:val="single" w:color="CCCCCC" w:sz="1"/>
@@ -3222,7 +3222,7 @@
       <w:tr>
         <w:tc>
           <w:tcPr>
-            <w:tcW w:type="pct" w:w="25%"/>
+            <w:tcW w:type="dxa" w:w="720"/>
             <w:tcBorders>
               <w:top w:val="single" w:color="CCCCCC" w:sz="1"/>
               <w:left w:val="single" w:color="CCCCCC" w:sz="1"/>
@@ -3244,7 +3244,7 @@
         </w:tc>
         <w:tc>
           <w:tcPr>
-            <w:tcW w:type="pct" w:w="25%"/>
+            <w:tcW w:type="dxa" w:w="1440"/>
             <w:tcBorders>
               <w:top w:val="single" w:color="CCCCCC" w:sz="1"/>
               <w:left w:val="single" w:color="CCCCCC" w:sz="1"/>
@@ -3266,7 +3266,7 @@
         </w:tc>
         <w:tc>
           <w:tcPr>
-            <w:tcW w:type="pct" w:w="25%"/>
+            <w:tcW w:type="dxa" w:w="3600"/>
             <w:tcBorders>
               <w:top w:val="single" w:color="CCCCCC" w:sz="1"/>
               <w:left w:val="single" w:color="CCCCCC" w:sz="1"/>
@@ -3288,7 +3288,7 @@
         </w:tc>
         <w:tc>
           <w:tcPr>
-            <w:tcW w:type="pct" w:w="25%"/>
+            <w:tcW w:type="dxa" w:w="3600"/>
             <w:tcBorders>
               <w:top w:val="single" w:color="CCCCCC" w:sz="1"/>
               <w:left w:val="single" w:color="CCCCCC" w:sz="1"/>
@@ -3321,7 +3321,7 @@
     </w:p>
     <w:tbl>
       <w:tblPr>
-        <w:tblW w:type="pct" w:w="100%"/>
+        <w:tblW w:type="dxa" w:w="9360"/>
         <w:tblBorders>
           <w:top w:val="single" w:color="auto" w:sz="4"/>
           <w:left w:val="single" w:color="auto" w:sz="4"/>
@@ -3340,7 +3340,7 @@
       <w:tr>
         <w:tc>
           <w:tcPr>
-            <w:tcW w:type="pct" w:w="25%"/>
+            <w:tcW w:type="dxa" w:w="720"/>
             <w:tcBorders>
               <w:top w:val="single" w:color="CCCCCC" w:sz="1"/>
               <w:left w:val="single" w:color="CCCCCC" w:sz="1"/>
@@ -3362,7 +3362,7 @@
         </w:tc>
         <w:tc>
           <w:tcPr>
-            <w:tcW w:type="pct" w:w="25%"/>
+            <w:tcW w:type="dxa" w:w="1440"/>
             <w:tcBorders>
               <w:top w:val="single" w:color="CCCCCC" w:sz="1"/>
               <w:left w:val="single" w:color="CCCCCC" w:sz="1"/>
@@ -3384,7 +3384,7 @@
         </w:tc>
         <w:tc>
           <w:tcPr>
-            <w:tcW w:type="pct" w:w="25%"/>
+            <w:tcW w:type="dxa" w:w="3600"/>
             <w:tcBorders>
               <w:top w:val="single" w:color="CCCCCC" w:sz="1"/>
               <w:left w:val="single" w:color="CCCCCC" w:sz="1"/>
@@ -3406,7 +3406,7 @@
         </w:tc>
         <w:tc>
           <w:tcPr>
-            <w:tcW w:type="pct" w:w="25%"/>
+            <w:tcW w:type="dxa" w:w="3600"/>
             <w:tcBorders>
               <w:top w:val="single" w:color="CCCCCC" w:sz="1"/>
               <w:left w:val="single" w:color="CCCCCC" w:sz="1"/>
@@ -3430,7 +3430,7 @@
       <w:tr>
         <w:tc>
           <w:tcPr>
-            <w:tcW w:type="pct" w:w="25%"/>
+            <w:tcW w:type="dxa" w:w="720"/>
             <w:tcBorders>
               <w:top w:val="single" w:color="CCCCCC" w:sz="1"/>
               <w:left w:val="single" w:color="CCCCCC" w:sz="1"/>
@@ -3452,7 +3452,7 @@
         </w:tc>
         <w:tc>
           <w:tcPr>
-            <w:tcW w:type="pct" w:w="25%"/>
+            <w:tcW w:type="dxa" w:w="1440"/>
             <w:tcBorders>
               <w:top w:val="single" w:color="CCCCCC" w:sz="1"/>
               <w:left w:val="single" w:color="CCCCCC" w:sz="1"/>
@@ -3474,7 +3474,7 @@
         </w:tc>
         <w:tc>
           <w:tcPr>
-            <w:tcW w:type="pct" w:w="25%"/>
+            <w:tcW w:type="dxa" w:w="3600"/>
             <w:tcBorders>
               <w:top w:val="single" w:color="CCCCCC" w:sz="1"/>
               <w:left w:val="single" w:color="CCCCCC" w:sz="1"/>
@@ -3496,7 +3496,7 @@
         </w:tc>
         <w:tc>
           <w:tcPr>
-            <w:tcW w:type="pct" w:w="25%"/>
+            <w:tcW w:type="dxa" w:w="3600"/>
             <w:tcBorders>
               <w:top w:val="single" w:color="CCCCCC" w:sz="1"/>
               <w:left w:val="single" w:color="CCCCCC" w:sz="1"/>
@@ -3520,7 +3520,7 @@
       <w:tr>
         <w:tc>
           <w:tcPr>
-            <w:tcW w:type="pct" w:w="25%"/>
+            <w:tcW w:type="dxa" w:w="720"/>
             <w:tcBorders>
               <w:top w:val="single" w:color="CCCCCC" w:sz="1"/>
               <w:left w:val="single" w:color="CCCCCC" w:sz="1"/>
@@ -3542,7 +3542,7 @@
         </w:tc>
         <w:tc>
           <w:tcPr>
-            <w:tcW w:type="pct" w:w="25%"/>
+            <w:tcW w:type="dxa" w:w="1440"/>
             <w:tcBorders>
               <w:top w:val="single" w:color="CCCCCC" w:sz="1"/>
               <w:left w:val="single" w:color="CCCCCC" w:sz="1"/>
@@ -3564,7 +3564,7 @@
         </w:tc>
         <w:tc>
           <w:tcPr>
-            <w:tcW w:type="pct" w:w="25%"/>
+            <w:tcW w:type="dxa" w:w="3600"/>
             <w:tcBorders>
               <w:top w:val="single" w:color="CCCCCC" w:sz="1"/>
               <w:left w:val="single" w:color="CCCCCC" w:sz="1"/>
@@ -3586,7 +3586,7 @@
         </w:tc>
         <w:tc>
           <w:tcPr>
-            <w:tcW w:type="pct" w:w="25%"/>
+            <w:tcW w:type="dxa" w:w="3600"/>
             <w:tcBorders>
               <w:top w:val="single" w:color="CCCCCC" w:sz="1"/>
               <w:left w:val="single" w:color="CCCCCC" w:sz="1"/>
@@ -3610,7 +3610,7 @@
       <w:tr>
         <w:tc>
           <w:tcPr>
-            <w:tcW w:type="pct" w:w="25%"/>
+            <w:tcW w:type="dxa" w:w="720"/>
             <w:tcBorders>
               <w:top w:val="single" w:color="CCCCCC" w:sz="1"/>
               <w:left w:val="single" w:color="CCCCCC" w:sz="1"/>
@@ -3632,7 +3632,7 @@
         </w:tc>
         <w:tc>
           <w:tcPr>
-            <w:tcW w:type="pct" w:w="25%"/>
+            <w:tcW w:type="dxa" w:w="1440"/>
             <w:tcBorders>
               <w:top w:val="single" w:color="CCCCCC" w:sz="1"/>
               <w:left w:val="single" w:color="CCCCCC" w:sz="1"/>
@@ -3654,7 +3654,7 @@
         </w:tc>
         <w:tc>
           <w:tcPr>
-            <w:tcW w:type="pct" w:w="25%"/>
+            <w:tcW w:type="dxa" w:w="3600"/>
             <w:tcBorders>
               <w:top w:val="single" w:color="CCCCCC" w:sz="1"/>
               <w:left w:val="single" w:color="CCCCCC" w:sz="1"/>
@@ -3676,7 +3676,7 @@
         </w:tc>
         <w:tc>
           <w:tcPr>
-            <w:tcW w:type="pct" w:w="25%"/>
+            <w:tcW w:type="dxa" w:w="3600"/>
             <w:tcBorders>
               <w:top w:val="single" w:color="CCCCCC" w:sz="1"/>
               <w:left w:val="single" w:color="CCCCCC" w:sz="1"/>
@@ -3700,7 +3700,7 @@
       <w:tr>
         <w:tc>
           <w:tcPr>
-            <w:tcW w:type="pct" w:w="25%"/>
+            <w:tcW w:type="dxa" w:w="720"/>
             <w:tcBorders>
               <w:top w:val="single" w:color="CCCCCC" w:sz="1"/>
               <w:left w:val="single" w:color="CCCCCC" w:sz="1"/>
@@ -3722,7 +3722,7 @@
         </w:tc>
         <w:tc>
           <w:tcPr>
-            <w:tcW w:type="pct" w:w="25%"/>
+            <w:tcW w:type="dxa" w:w="1440"/>
             <w:tcBorders>
               <w:top w:val="single" w:color="CCCCCC" w:sz="1"/>
               <w:left w:val="single" w:color="CCCCCC" w:sz="1"/>
@@ -3744,7 +3744,7 @@
         </w:tc>
         <w:tc>
           <w:tcPr>
-            <w:tcW w:type="pct" w:w="25%"/>
+            <w:tcW w:type="dxa" w:w="3600"/>
             <w:tcBorders>
               <w:top w:val="single" w:color="CCCCCC" w:sz="1"/>
               <w:left w:val="single" w:color="CCCCCC" w:sz="1"/>
@@ -3766,7 +3766,7 @@
         </w:tc>
         <w:tc>
           <w:tcPr>
-            <w:tcW w:type="pct" w:w="25%"/>
+            <w:tcW w:type="dxa" w:w="3600"/>
             <w:tcBorders>
               <w:top w:val="single" w:color="CCCCCC" w:sz="1"/>
               <w:left w:val="single" w:color="CCCCCC" w:sz="1"/>
@@ -3790,7 +3790,7 @@
       <w:tr>
         <w:tc>
           <w:tcPr>
-            <w:tcW w:type="pct" w:w="25%"/>
+            <w:tcW w:type="dxa" w:w="720"/>
             <w:tcBorders>
               <w:top w:val="single" w:color="CCCCCC" w:sz="1"/>
               <w:left w:val="single" w:color="CCCCCC" w:sz="1"/>
@@ -3812,7 +3812,7 @@
         </w:tc>
         <w:tc>
           <w:tcPr>
-            <w:tcW w:type="pct" w:w="25%"/>
+            <w:tcW w:type="dxa" w:w="1440"/>
             <w:tcBorders>
               <w:top w:val="single" w:color="CCCCCC" w:sz="1"/>
               <w:left w:val="single" w:color="CCCCCC" w:sz="1"/>
@@ -3834,7 +3834,7 @@
         </w:tc>
         <w:tc>
           <w:tcPr>
-            <w:tcW w:type="pct" w:w="25%"/>
+            <w:tcW w:type="dxa" w:w="3600"/>
             <w:tcBorders>
               <w:top w:val="single" w:color="CCCCCC" w:sz="1"/>
               <w:left w:val="single" w:color="CCCCCC" w:sz="1"/>
@@ -3856,7 +3856,7 @@
         </w:tc>
         <w:tc>
           <w:tcPr>
-            <w:tcW w:type="pct" w:w="25%"/>
+            <w:tcW w:type="dxa" w:w="3600"/>
             <w:tcBorders>
               <w:top w:val="single" w:color="CCCCCC" w:sz="1"/>
               <w:left w:val="single" w:color="CCCCCC" w:sz="1"/>
@@ -3880,7 +3880,7 @@
       <w:tr>
         <w:tc>
           <w:tcPr>
-            <w:tcW w:type="pct" w:w="25%"/>
+            <w:tcW w:type="dxa" w:w="720"/>
             <w:tcBorders>
               <w:top w:val="single" w:color="CCCCCC" w:sz="1"/>
               <w:left w:val="single" w:color="CCCCCC" w:sz="1"/>
@@ -3902,7 +3902,7 @@
         </w:tc>
         <w:tc>
           <w:tcPr>
-            <w:tcW w:type="pct" w:w="25%"/>
+            <w:tcW w:type="dxa" w:w="1440"/>
             <w:tcBorders>
               <w:top w:val="single" w:color="CCCCCC" w:sz="1"/>
               <w:left w:val="single" w:color="CCCCCC" w:sz="1"/>
@@ -3924,7 +3924,7 @@
         </w:tc>
         <w:tc>
           <w:tcPr>
-            <w:tcW w:type="pct" w:w="25%"/>
+            <w:tcW w:type="dxa" w:w="3600"/>
             <w:tcBorders>
               <w:top w:val="single" w:color="CCCCCC" w:sz="1"/>
               <w:left w:val="single" w:color="CCCCCC" w:sz="1"/>
@@ -3946,7 +3946,7 @@
         </w:tc>
         <w:tc>
           <w:tcPr>
-            <w:tcW w:type="pct" w:w="25%"/>
+            <w:tcW w:type="dxa" w:w="3600"/>
             <w:tcBorders>
               <w:top w:val="single" w:color="CCCCCC" w:sz="1"/>
               <w:left w:val="single" w:color="CCCCCC" w:sz="1"/>
@@ -3970,7 +3970,7 @@
       <w:tr>
         <w:tc>
           <w:tcPr>
-            <w:tcW w:type="pct" w:w="25%"/>
+            <w:tcW w:type="dxa" w:w="720"/>
             <w:tcBorders>
               <w:top w:val="single" w:color="CCCCCC" w:sz="1"/>
               <w:left w:val="single" w:color="CCCCCC" w:sz="1"/>
@@ -3992,7 +3992,7 @@
         </w:tc>
         <w:tc>
           <w:tcPr>
-            <w:tcW w:type="pct" w:w="25%"/>
+            <w:tcW w:type="dxa" w:w="1440"/>
             <w:tcBorders>
               <w:top w:val="single" w:color="CCCCCC" w:sz="1"/>
               <w:left w:val="single" w:color="CCCCCC" w:sz="1"/>
@@ -4014,7 +4014,7 @@
         </w:tc>
         <w:tc>
           <w:tcPr>
-            <w:tcW w:type="pct" w:w="25%"/>
+            <w:tcW w:type="dxa" w:w="3600"/>
             <w:tcBorders>
               <w:top w:val="single" w:color="CCCCCC" w:sz="1"/>
               <w:left w:val="single" w:color="CCCCCC" w:sz="1"/>
@@ -4036,7 +4036,7 @@
         </w:tc>
         <w:tc>
           <w:tcPr>
-            <w:tcW w:type="pct" w:w="25%"/>
+            <w:tcW w:type="dxa" w:w="3600"/>
             <w:tcBorders>
               <w:top w:val="single" w:color="CCCCCC" w:sz="1"/>
               <w:left w:val="single" w:color="CCCCCC" w:sz="1"/>
@@ -4060,7 +4060,7 @@
       <w:tr>
         <w:tc>
           <w:tcPr>
-            <w:tcW w:type="pct" w:w="25%"/>
+            <w:tcW w:type="dxa" w:w="720"/>
             <w:tcBorders>
               <w:top w:val="single" w:color="CCCCCC" w:sz="1"/>
               <w:left w:val="single" w:color="CCCCCC" w:sz="1"/>
@@ -4082,7 +4082,7 @@
         </w:tc>
         <w:tc>
           <w:tcPr>
-            <w:tcW w:type="pct" w:w="25%"/>
+            <w:tcW w:type="dxa" w:w="1440"/>
             <w:tcBorders>
               <w:top w:val="single" w:color="CCCCCC" w:sz="1"/>
               <w:left w:val="single" w:color="CCCCCC" w:sz="1"/>
@@ -4104,7 +4104,7 @@
         </w:tc>
         <w:tc>
           <w:tcPr>
-            <w:tcW w:type="pct" w:w="25%"/>
+            <w:tcW w:type="dxa" w:w="3600"/>
             <w:tcBorders>
               <w:top w:val="single" w:color="CCCCCC" w:sz="1"/>
               <w:left w:val="single" w:color="CCCCCC" w:sz="1"/>
@@ -4126,7 +4126,7 @@
         </w:tc>
         <w:tc>
           <w:tcPr>
-            <w:tcW w:type="pct" w:w="25%"/>
+            <w:tcW w:type="dxa" w:w="3600"/>
             <w:tcBorders>
               <w:top w:val="single" w:color="CCCCCC" w:sz="1"/>
               <w:left w:val="single" w:color="CCCCCC" w:sz="1"/>
@@ -4159,7 +4159,7 @@
     </w:p>
     <w:tbl>
       <w:tblPr>
-        <w:tblW w:type="pct" w:w="100%"/>
+        <w:tblW w:type="dxa" w:w="9360"/>
         <w:tblBorders>
           <w:top w:val="single" w:color="auto" w:sz="4"/>
           <w:left w:val="single" w:color="auto" w:sz="4"/>
@@ -4178,7 +4178,7 @@
       <w:tr>
         <w:tc>
           <w:tcPr>
-            <w:tcW w:type="pct" w:w="25%"/>
+            <w:tcW w:type="dxa" w:w="720"/>
             <w:tcBorders>
               <w:top w:val="single" w:color="CCCCCC" w:sz="1"/>
               <w:left w:val="single" w:color="CCCCCC" w:sz="1"/>
@@ -4200,7 +4200,7 @@
         </w:tc>
         <w:tc>
           <w:tcPr>
-            <w:tcW w:type="pct" w:w="25%"/>
+            <w:tcW w:type="dxa" w:w="1440"/>
             <w:tcBorders>
               <w:top w:val="single" w:color="CCCCCC" w:sz="1"/>
               <w:left w:val="single" w:color="CCCCCC" w:sz="1"/>
@@ -4222,7 +4222,7 @@
         </w:tc>
         <w:tc>
           <w:tcPr>
-            <w:tcW w:type="pct" w:w="25%"/>
+            <w:tcW w:type="dxa" w:w="3600"/>
             <w:tcBorders>
               <w:top w:val="single" w:color="CCCCCC" w:sz="1"/>
               <w:left w:val="single" w:color="CCCCCC" w:sz="1"/>
@@ -4244,7 +4244,7 @@
         </w:tc>
         <w:tc>
           <w:tcPr>
-            <w:tcW w:type="pct" w:w="25%"/>
+            <w:tcW w:type="dxa" w:w="3600"/>
             <w:tcBorders>
               <w:top w:val="single" w:color="CCCCCC" w:sz="1"/>
               <w:left w:val="single" w:color="CCCCCC" w:sz="1"/>
@@ -4268,7 +4268,7 @@
       <w:tr>
         <w:tc>
           <w:tcPr>
-            <w:tcW w:type="pct" w:w="25%"/>
+            <w:tcW w:type="dxa" w:w="720"/>
             <w:tcBorders>
               <w:top w:val="single" w:color="CCCCCC" w:sz="1"/>
               <w:left w:val="single" w:color="CCCCCC" w:sz="1"/>
@@ -4290,7 +4290,7 @@
         </w:tc>
         <w:tc>
           <w:tcPr>
-            <w:tcW w:type="pct" w:w="25%"/>
+            <w:tcW w:type="dxa" w:w="1440"/>
             <w:tcBorders>
               <w:top w:val="single" w:color="CCCCCC" w:sz="1"/>
               <w:left w:val="single" w:color="CCCCCC" w:sz="1"/>
@@ -4312,7 +4312,7 @@
         </w:tc>
         <w:tc>
           <w:tcPr>
-            <w:tcW w:type="pct" w:w="25%"/>
+            <w:tcW w:type="dxa" w:w="3600"/>
             <w:tcBorders>
               <w:top w:val="single" w:color="CCCCCC" w:sz="1"/>
               <w:left w:val="single" w:color="CCCCCC" w:sz="1"/>
@@ -4334,7 +4334,7 @@
         </w:tc>
         <w:tc>
           <w:tcPr>
-            <w:tcW w:type="pct" w:w="25%"/>
+            <w:tcW w:type="dxa" w:w="3600"/>
             <w:tcBorders>
               <w:top w:val="single" w:color="CCCCCC" w:sz="1"/>
               <w:left w:val="single" w:color="CCCCCC" w:sz="1"/>
@@ -4358,7 +4358,7 @@
       <w:tr>
         <w:tc>
           <w:tcPr>
-            <w:tcW w:type="pct" w:w="25%"/>
+            <w:tcW w:type="dxa" w:w="720"/>
             <w:tcBorders>
               <w:top w:val="single" w:color="CCCCCC" w:sz="1"/>
               <w:left w:val="single" w:color="CCCCCC" w:sz="1"/>
@@ -4380,7 +4380,7 @@
         </w:tc>
         <w:tc>
           <w:tcPr>
-            <w:tcW w:type="pct" w:w="25%"/>
+            <w:tcW w:type="dxa" w:w="1440"/>
             <w:tcBorders>
               <w:top w:val="single" w:color="CCCCCC" w:sz="1"/>
               <w:left w:val="single" w:color="CCCCCC" w:sz="1"/>
@@ -4402,7 +4402,7 @@
         </w:tc>
         <w:tc>
           <w:tcPr>
-            <w:tcW w:type="pct" w:w="25%"/>
+            <w:tcW w:type="dxa" w:w="3600"/>
             <w:tcBorders>
               <w:top w:val="single" w:color="CCCCCC" w:sz="1"/>
               <w:left w:val="single" w:color="CCCCCC" w:sz="1"/>
@@ -4424,7 +4424,7 @@
         </w:tc>
         <w:tc>
           <w:tcPr>
-            <w:tcW w:type="pct" w:w="25%"/>
+            <w:tcW w:type="dxa" w:w="3600"/>
             <w:tcBorders>
               <w:top w:val="single" w:color="CCCCCC" w:sz="1"/>
               <w:left w:val="single" w:color="CCCCCC" w:sz="1"/>
@@ -4448,7 +4448,7 @@
       <w:tr>
         <w:tc>
           <w:tcPr>
-            <w:tcW w:type="pct" w:w="25%"/>
+            <w:tcW w:type="dxa" w:w="720"/>
             <w:tcBorders>
               <w:top w:val="single" w:color="CCCCCC" w:sz="1"/>
               <w:left w:val="single" w:color="CCCCCC" w:sz="1"/>
@@ -4470,7 +4470,7 @@
         </w:tc>
         <w:tc>
           <w:tcPr>
-            <w:tcW w:type="pct" w:w="25%"/>
+            <w:tcW w:type="dxa" w:w="1440"/>
             <w:tcBorders>
               <w:top w:val="single" w:color="CCCCCC" w:sz="1"/>
               <w:left w:val="single" w:color="CCCCCC" w:sz="1"/>
@@ -4492,7 +4492,7 @@
         </w:tc>
         <w:tc>
           <w:tcPr>
-            <w:tcW w:type="pct" w:w="25%"/>
+            <w:tcW w:type="dxa" w:w="3600"/>
             <w:tcBorders>
               <w:top w:val="single" w:color="CCCCCC" w:sz="1"/>
               <w:left w:val="single" w:color="CCCCCC" w:sz="1"/>
@@ -4514,7 +4514,7 @@
         </w:tc>
         <w:tc>
           <w:tcPr>
-            <w:tcW w:type="pct" w:w="25%"/>
+            <w:tcW w:type="dxa" w:w="3600"/>
             <w:tcBorders>
               <w:top w:val="single" w:color="CCCCCC" w:sz="1"/>
               <w:left w:val="single" w:color="CCCCCC" w:sz="1"/>
@@ -4538,7 +4538,7 @@
       <w:tr>
         <w:tc>
           <w:tcPr>
-            <w:tcW w:type="pct" w:w="25%"/>
+            <w:tcW w:type="dxa" w:w="720"/>
             <w:tcBorders>
               <w:top w:val="single" w:color="CCCCCC" w:sz="1"/>
               <w:left w:val="single" w:color="CCCCCC" w:sz="1"/>
@@ -4560,7 +4560,7 @@
         </w:tc>
         <w:tc>
           <w:tcPr>
-            <w:tcW w:type="pct" w:w="25%"/>
+            <w:tcW w:type="dxa" w:w="1440"/>
             <w:tcBorders>
               <w:top w:val="single" w:color="CCCCCC" w:sz="1"/>
               <w:left w:val="single" w:color="CCCCCC" w:sz="1"/>
@@ -4582,7 +4582,7 @@
         </w:tc>
         <w:tc>
           <w:tcPr>
-            <w:tcW w:type="pct" w:w="25%"/>
+            <w:tcW w:type="dxa" w:w="3600"/>
             <w:tcBorders>
               <w:top w:val="single" w:color="CCCCCC" w:sz="1"/>
               <w:left w:val="single" w:color="CCCCCC" w:sz="1"/>
@@ -4604,7 +4604,7 @@
         </w:tc>
         <w:tc>
           <w:tcPr>
-            <w:tcW w:type="pct" w:w="25%"/>
+            <w:tcW w:type="dxa" w:w="3600"/>
             <w:tcBorders>
               <w:top w:val="single" w:color="CCCCCC" w:sz="1"/>
               <w:left w:val="single" w:color="CCCCCC" w:sz="1"/>
@@ -4628,7 +4628,7 @@
       <w:tr>
         <w:tc>
           <w:tcPr>
-            <w:tcW w:type="pct" w:w="25%"/>
+            <w:tcW w:type="dxa" w:w="720"/>
             <w:tcBorders>
               <w:top w:val="single" w:color="CCCCCC" w:sz="1"/>
               <w:left w:val="single" w:color="CCCCCC" w:sz="1"/>
@@ -4650,7 +4650,7 @@
         </w:tc>
         <w:tc>
           <w:tcPr>
-            <w:tcW w:type="pct" w:w="25%"/>
+            <w:tcW w:type="dxa" w:w="1440"/>
             <w:tcBorders>
               <w:top w:val="single" w:color="CCCCCC" w:sz="1"/>
               <w:left w:val="single" w:color="CCCCCC" w:sz="1"/>
@@ -4672,7 +4672,7 @@
         </w:tc>
         <w:tc>
           <w:tcPr>
-            <w:tcW w:type="pct" w:w="25%"/>
+            <w:tcW w:type="dxa" w:w="3600"/>
             <w:tcBorders>
               <w:top w:val="single" w:color="CCCCCC" w:sz="1"/>
               <w:left w:val="single" w:color="CCCCCC" w:sz="1"/>
@@ -4694,7 +4694,7 @@
         </w:tc>
         <w:tc>
           <w:tcPr>
-            <w:tcW w:type="pct" w:w="25%"/>
+            <w:tcW w:type="dxa" w:w="3600"/>
             <w:tcBorders>
               <w:top w:val="single" w:color="CCCCCC" w:sz="1"/>
               <w:left w:val="single" w:color="CCCCCC" w:sz="1"/>
@@ -4727,7 +4727,7 @@
     </w:p>
     <w:tbl>
       <w:tblPr>
-        <w:tblW w:type="pct" w:w="100%"/>
+        <w:tblW w:type="dxa" w:w="9360"/>
         <w:tblBorders>
           <w:top w:val="single" w:color="auto" w:sz="4"/>
           <w:left w:val="single" w:color="auto" w:sz="4"/>
@@ -4746,7 +4746,7 @@
       <w:tr>
         <w:tc>
           <w:tcPr>
-            <w:tcW w:type="pct" w:w="25%"/>
+            <w:tcW w:type="dxa" w:w="720"/>
             <w:tcBorders>
               <w:top w:val="single" w:color="CCCCCC" w:sz="1"/>
               <w:left w:val="single" w:color="CCCCCC" w:sz="1"/>
@@ -4768,7 +4768,7 @@
         </w:tc>
         <w:tc>
           <w:tcPr>
-            <w:tcW w:type="pct" w:w="25%"/>
+            <w:tcW w:type="dxa" w:w="1440"/>
             <w:tcBorders>
               <w:top w:val="single" w:color="CCCCCC" w:sz="1"/>
               <w:left w:val="single" w:color="CCCCCC" w:sz="1"/>
@@ -4790,7 +4790,7 @@
         </w:tc>
         <w:tc>
           <w:tcPr>
-            <w:tcW w:type="pct" w:w="25%"/>
+            <w:tcW w:type="dxa" w:w="3600"/>
             <w:tcBorders>
               <w:top w:val="single" w:color="CCCCCC" w:sz="1"/>
               <w:left w:val="single" w:color="CCCCCC" w:sz="1"/>
@@ -4812,7 +4812,7 @@
         </w:tc>
         <w:tc>
           <w:tcPr>
-            <w:tcW w:type="pct" w:w="25%"/>
+            <w:tcW w:type="dxa" w:w="3600"/>
             <w:tcBorders>
               <w:top w:val="single" w:color="CCCCCC" w:sz="1"/>
               <w:left w:val="single" w:color="CCCCCC" w:sz="1"/>
@@ -4836,7 +4836,7 @@
       <w:tr>
         <w:tc>
           <w:tcPr>
-            <w:tcW w:type="pct" w:w="25%"/>
+            <w:tcW w:type="dxa" w:w="720"/>
             <w:tcBorders>
               <w:top w:val="single" w:color="CCCCCC" w:sz="1"/>
               <w:left w:val="single" w:color="CCCCCC" w:sz="1"/>
@@ -4858,7 +4858,7 @@
         </w:tc>
         <w:tc>
           <w:tcPr>
-            <w:tcW w:type="pct" w:w="25%"/>
+            <w:tcW w:type="dxa" w:w="1440"/>
             <w:tcBorders>
               <w:top w:val="single" w:color="CCCCCC" w:sz="1"/>
               <w:left w:val="single" w:color="CCCCCC" w:sz="1"/>
@@ -4880,7 +4880,7 @@
         </w:tc>
         <w:tc>
           <w:tcPr>
-            <w:tcW w:type="pct" w:w="25%"/>
+            <w:tcW w:type="dxa" w:w="3600"/>
             <w:tcBorders>
               <w:top w:val="single" w:color="CCCCCC" w:sz="1"/>
               <w:left w:val="single" w:color="CCCCCC" w:sz="1"/>
@@ -4902,7 +4902,7 @@
         </w:tc>
         <w:tc>
           <w:tcPr>
-            <w:tcW w:type="pct" w:w="25%"/>
+            <w:tcW w:type="dxa" w:w="3600"/>
             <w:tcBorders>
               <w:top w:val="single" w:color="CCCCCC" w:sz="1"/>
               <w:left w:val="single" w:color="CCCCCC" w:sz="1"/>
@@ -4926,7 +4926,7 @@
       <w:tr>
         <w:tc>
           <w:tcPr>
-            <w:tcW w:type="pct" w:w="25%"/>
+            <w:tcW w:type="dxa" w:w="720"/>
             <w:tcBorders>
               <w:top w:val="single" w:color="CCCCCC" w:sz="1"/>
               <w:left w:val="single" w:color="CCCCCC" w:sz="1"/>
@@ -4948,7 +4948,7 @@
         </w:tc>
         <w:tc>
           <w:tcPr>
-            <w:tcW w:type="pct" w:w="25%"/>
+            <w:tcW w:type="dxa" w:w="1440"/>
             <w:tcBorders>
               <w:top w:val="single" w:color="CCCCCC" w:sz="1"/>
               <w:left w:val="single" w:color="CCCCCC" w:sz="1"/>
@@ -4970,7 +4970,7 @@
         </w:tc>
         <w:tc>
           <w:tcPr>
-            <w:tcW w:type="pct" w:w="25%"/>
+            <w:tcW w:type="dxa" w:w="3600"/>
             <w:tcBorders>
               <w:top w:val="single" w:color="CCCCCC" w:sz="1"/>
               <w:left w:val="single" w:color="CCCCCC" w:sz="1"/>
@@ -4992,7 +4992,7 @@
         </w:tc>
         <w:tc>
           <w:tcPr>
-            <w:tcW w:type="pct" w:w="25%"/>
+            <w:tcW w:type="dxa" w:w="3600"/>
             <w:tcBorders>
               <w:top w:val="single" w:color="CCCCCC" w:sz="1"/>
               <w:left w:val="single" w:color="CCCCCC" w:sz="1"/>
@@ -5016,7 +5016,7 @@
       <w:tr>
         <w:tc>
           <w:tcPr>
-            <w:tcW w:type="pct" w:w="25%"/>
+            <w:tcW w:type="dxa" w:w="720"/>
             <w:tcBorders>
               <w:top w:val="single" w:color="CCCCCC" w:sz="1"/>
               <w:left w:val="single" w:color="CCCCCC" w:sz="1"/>
@@ -5038,7 +5038,7 @@
         </w:tc>
         <w:tc>
           <w:tcPr>
-            <w:tcW w:type="pct" w:w="25%"/>
+            <w:tcW w:type="dxa" w:w="1440"/>
             <w:tcBorders>
               <w:top w:val="single" w:color="CCCCCC" w:sz="1"/>
               <w:left w:val="single" w:color="CCCCCC" w:sz="1"/>
@@ -5060,7 +5060,7 @@
         </w:tc>
         <w:tc>
           <w:tcPr>
-            <w:tcW w:type="pct" w:w="25%"/>
+            <w:tcW w:type="dxa" w:w="3600"/>
             <w:tcBorders>
               <w:top w:val="single" w:color="CCCCCC" w:sz="1"/>
               <w:left w:val="single" w:color="CCCCCC" w:sz="1"/>
@@ -5082,7 +5082,7 @@
         </w:tc>
         <w:tc>
           <w:tcPr>
-            <w:tcW w:type="pct" w:w="25%"/>
+            <w:tcW w:type="dxa" w:w="3600"/>
             <w:tcBorders>
               <w:top w:val="single" w:color="CCCCCC" w:sz="1"/>
               <w:left w:val="single" w:color="CCCCCC" w:sz="1"/>
@@ -5115,7 +5115,7 @@
     </w:p>
     <w:tbl>
       <w:tblPr>
-        <w:tblW w:type="pct" w:w="100%"/>
+        <w:tblW w:type="dxa" w:w="9360"/>
         <w:tblBorders>
           <w:top w:val="single" w:color="auto" w:sz="4"/>
           <w:left w:val="single" w:color="auto" w:sz="4"/>
@@ -5133,7 +5133,7 @@
       <w:tr>
         <w:tc>
           <w:tcPr>
-            <w:tcW w:type="pct" w:w="25%"/>
+            <w:tcW w:type="dxa" w:w="3120"/>
             <w:tcBorders>
               <w:top w:val="single" w:color="CCCCCC" w:sz="1"/>
               <w:left w:val="single" w:color="CCCCCC" w:sz="1"/>
@@ -5155,7 +5155,7 @@
         </w:tc>
         <w:tc>
           <w:tcPr>
-            <w:tcW w:type="pct" w:w="25%"/>
+            <w:tcW w:type="dxa" w:w="3120"/>
             <w:tcBorders>
               <w:top w:val="single" w:color="CCCCCC" w:sz="1"/>
               <w:left w:val="single" w:color="CCCCCC" w:sz="1"/>
@@ -5177,7 +5177,7 @@
         </w:tc>
         <w:tc>
           <w:tcPr>
-            <w:tcW w:type="pct" w:w="25%"/>
+            <w:tcW w:type="dxa" w:w="3120"/>
             <w:tcBorders>
               <w:top w:val="single" w:color="CCCCCC" w:sz="1"/>
               <w:left w:val="single" w:color="CCCCCC" w:sz="1"/>
@@ -5201,7 +5201,7 @@
       <w:tr>
         <w:tc>
           <w:tcPr>
-            <w:tcW w:type="pct" w:w="25%"/>
+            <w:tcW w:type="dxa" w:w="3120"/>
             <w:tcBorders>
               <w:top w:val="single" w:color="CCCCCC" w:sz="1"/>
               <w:left w:val="single" w:color="CCCCCC" w:sz="1"/>
@@ -5223,7 +5223,7 @@
         </w:tc>
         <w:tc>
           <w:tcPr>
-            <w:tcW w:type="pct" w:w="25%"/>
+            <w:tcW w:type="dxa" w:w="3120"/>
             <w:tcBorders>
               <w:top w:val="single" w:color="CCCCCC" w:sz="1"/>
               <w:left w:val="single" w:color="CCCCCC" w:sz="1"/>
@@ -5245,7 +5245,7 @@
         </w:tc>
         <w:tc>
           <w:tcPr>
-            <w:tcW w:type="pct" w:w="25%"/>
+            <w:tcW w:type="dxa" w:w="3120"/>
             <w:tcBorders>
               <w:top w:val="single" w:color="CCCCCC" w:sz="1"/>
               <w:left w:val="single" w:color="CCCCCC" w:sz="1"/>
@@ -5269,7 +5269,7 @@
       <w:tr>
         <w:tc>
           <w:tcPr>
-            <w:tcW w:type="pct" w:w="25%"/>
+            <w:tcW w:type="dxa" w:w="3120"/>
             <w:tcBorders>
               <w:top w:val="single" w:color="CCCCCC" w:sz="1"/>
               <w:left w:val="single" w:color="CCCCCC" w:sz="1"/>
@@ -5291,7 +5291,7 @@
         </w:tc>
         <w:tc>
           <w:tcPr>
-            <w:tcW w:type="pct" w:w="25%"/>
+            <w:tcW w:type="dxa" w:w="3120"/>
             <w:tcBorders>
               <w:top w:val="single" w:color="CCCCCC" w:sz="1"/>
               <w:left w:val="single" w:color="CCCCCC" w:sz="1"/>
@@ -5313,7 +5313,7 @@
         </w:tc>
         <w:tc>
           <w:tcPr>
-            <w:tcW w:type="pct" w:w="25%"/>
+            <w:tcW w:type="dxa" w:w="3120"/>
             <w:tcBorders>
               <w:top w:val="single" w:color="CCCCCC" w:sz="1"/>
               <w:left w:val="single" w:color="CCCCCC" w:sz="1"/>
@@ -5337,7 +5337,7 @@
       <w:tr>
         <w:tc>
           <w:tcPr>
-            <w:tcW w:type="pct" w:w="25%"/>
+            <w:tcW w:type="dxa" w:w="3120"/>
             <w:tcBorders>
               <w:top w:val="single" w:color="CCCCCC" w:sz="1"/>
               <w:left w:val="single" w:color="CCCCCC" w:sz="1"/>
@@ -5359,7 +5359,7 @@
         </w:tc>
         <w:tc>
           <w:tcPr>
-            <w:tcW w:type="pct" w:w="25%"/>
+            <w:tcW w:type="dxa" w:w="3120"/>
             <w:tcBorders>
               <w:top w:val="single" w:color="CCCCCC" w:sz="1"/>
               <w:left w:val="single" w:color="CCCCCC" w:sz="1"/>
@@ -5381,7 +5381,7 @@
         </w:tc>
         <w:tc>
           <w:tcPr>
-            <w:tcW w:type="pct" w:w="25%"/>
+            <w:tcW w:type="dxa" w:w="3120"/>
             <w:tcBorders>
               <w:top w:val="single" w:color="CCCCCC" w:sz="1"/>
               <w:left w:val="single" w:color="CCCCCC" w:sz="1"/>
@@ -5405,7 +5405,7 @@
       <w:tr>
         <w:tc>
           <w:tcPr>
-            <w:tcW w:type="pct" w:w="25%"/>
+            <w:tcW w:type="dxa" w:w="3120"/>
             <w:tcBorders>
               <w:top w:val="single" w:color="CCCCCC" w:sz="1"/>
               <w:left w:val="single" w:color="CCCCCC" w:sz="1"/>
@@ -5427,7 +5427,7 @@
         </w:tc>
         <w:tc>
           <w:tcPr>
-            <w:tcW w:type="pct" w:w="25%"/>
+            <w:tcW w:type="dxa" w:w="3120"/>
             <w:tcBorders>
               <w:top w:val="single" w:color="CCCCCC" w:sz="1"/>
               <w:left w:val="single" w:color="CCCCCC" w:sz="1"/>
@@ -5449,7 +5449,7 @@
         </w:tc>
         <w:tc>
           <w:tcPr>
-            <w:tcW w:type="pct" w:w="25%"/>
+            <w:tcW w:type="dxa" w:w="3120"/>
             <w:tcBorders>
               <w:top w:val="single" w:color="CCCCCC" w:sz="1"/>
               <w:left w:val="single" w:color="CCCCCC" w:sz="1"/>
